--- a/Cover_Letters/Shinoy_Webbing_Workflow_Developer_and_Tester_Cover_Letter.docx
+++ b/Cover_Letters/Shinoy_Webbing_Workflow_Developer_and_Tester_Cover_Letter.docx
@@ -14,7 +14,7 @@
     </w:p>
     <w:p>
       <w:r>
-        <w:t>September 19, 2026</w:t>
+        <w:t>October 10, 2026</w:t>
       </w:r>
     </w:p>
     <w:p>
@@ -35,7 +35,12 @@
     </w:p>
     <w:p>
       <w:r>
-        <w:t>Your focus on building robust workflow activities, database tooling, and thorough automated test suites matches my background in test automation and backend validation. I have spent over 8 years working with CI/CD pipelines, database queries, and test frameworks in financial services environments. Additionally, I have used tools like Gemini Code Assist to streamline test generation and deployment scripts, which aligns with modern development tooling.</w:t>
+        <w:t>While my primary background is in QA automation engineering using Java and Python, I bring strong experience building test frameworks, writing integration tests, and integrating automated checks into CI/CD pipelines. I have worked extensively with backend data validation, SQL queries, and containerized environments using Docker and AWS.</w:t>
+      </w:r>
+    </w:p>
+    <w:p>
+      <w:r>
+        <w:t>I am comfortable picking up new technologies quickly and collaborating closely with developers to ensure high code quality and smooth deployments.</w:t>
       </w:r>
     </w:p>
     <w:p>
